--- a/data/outputs/v2/Biology/SS2.2_Plant_Transport/Biology_Plant_Transport_FinalExplanation_TeacherKey.docx
+++ b/data/outputs/v2/Biology/SS2.2_Plant_Transport/Biology_Plant_Transport_FinalExplanation_TeacherKey.docx
@@ -2838,7 +2838,7 @@
         </w:rPr>
         <w:t xml:space="preserve">© 2026 SeaVuria and ARES. This work is licensed under a </w:t>
       </w:r>
-      <w:hyperlink w:history="1" r:id="rIdqcb-xndjsxyg96ejy6zht">
+      <w:hyperlink w:history="1" r:id="rIdrajktak-vw0nak7d2qtkn">
         <w:r>
           <w:rPr>
             <w:rFonts w:ascii="Arial" w:cs="Arial" w:eastAsia="Arial" w:hAnsi="Arial"/>
@@ -2858,7 +2858,7 @@
         </w:rPr>
         <w:t xml:space="preserve"> (</w:t>
       </w:r>
-      <w:hyperlink w:history="1" r:id="rIdaclfolt8ls49nyqpqputu">
+      <w:hyperlink w:history="1" r:id="rIdbdgmpcimnxmtrbhvrpym0">
         <w:r>
           <w:rPr>
             <w:rFonts w:ascii="Arial" w:cs="Arial" w:eastAsia="Arial" w:hAnsi="Arial"/>
@@ -2878,7 +2878,7 @@
         </w:rPr>
         <w:t xml:space="preserve">). To view a copy of this license, visit </w:t>
       </w:r>
-      <w:hyperlink w:history="1" r:id="rIdf_ccbefadkc5oqbkjuwlm">
+      <w:hyperlink w:history="1" r:id="rIdgdcrg55ycdmf3b6knz74j">
         <w:r>
           <w:rPr>
             <w:rFonts w:ascii="Arial" w:cs="Arial" w:eastAsia="Arial" w:hAnsi="Arial"/>

--- a/data/outputs/v2/Biology/SS2.2_Plant_Transport/Biology_Plant_Transport_FinalExplanation_TeacherKey.docx
+++ b/data/outputs/v2/Biology/SS2.2_Plant_Transport/Biology_Plant_Transport_FinalExplanation_TeacherKey.docx
@@ -2838,7 +2838,7 @@
         </w:rPr>
         <w:t xml:space="preserve">© 2026 SeaVuria and ARES. This work is licensed under a </w:t>
       </w:r>
-      <w:hyperlink w:history="1" r:id="rIdrajktak-vw0nak7d2qtkn">
+      <w:hyperlink w:history="1" r:id="rIdz8rxhqs5tltddtu1to6dq">
         <w:r>
           <w:rPr>
             <w:rFonts w:ascii="Arial" w:cs="Arial" w:eastAsia="Arial" w:hAnsi="Arial"/>
@@ -2858,7 +2858,7 @@
         </w:rPr>
         <w:t xml:space="preserve"> (</w:t>
       </w:r>
-      <w:hyperlink w:history="1" r:id="rIdbdgmpcimnxmtrbhvrpym0">
+      <w:hyperlink w:history="1" r:id="rIdnvmgo7fy2w_idchtmn_c3">
         <w:r>
           <w:rPr>
             <w:rFonts w:ascii="Arial" w:cs="Arial" w:eastAsia="Arial" w:hAnsi="Arial"/>
@@ -2878,7 +2878,7 @@
         </w:rPr>
         <w:t xml:space="preserve">). To view a copy of this license, visit </w:t>
       </w:r>
-      <w:hyperlink w:history="1" r:id="rIdgdcrg55ycdmf3b6knz74j">
+      <w:hyperlink w:history="1" r:id="rIdpk9hq-bx2ht-hznkfk8pw">
         <w:r>
           <w:rPr>
             <w:rFonts w:ascii="Arial" w:cs="Arial" w:eastAsia="Arial" w:hAnsi="Arial"/>

--- a/data/outputs/v2/Biology/SS2.2_Plant_Transport/Biology_Plant_Transport_FinalExplanation_TeacherKey.docx
+++ b/data/outputs/v2/Biology/SS2.2_Plant_Transport/Biology_Plant_Transport_FinalExplanation_TeacherKey.docx
@@ -2838,7 +2838,7 @@
         </w:rPr>
         <w:t xml:space="preserve">© 2026 SeaVuria and ARES. This work is licensed under a </w:t>
       </w:r>
-      <w:hyperlink w:history="1" r:id="rIdz8rxhqs5tltddtu1to6dq">
+      <w:hyperlink w:history="1" r:id="rIdlu3xk1rr-tyevnou86_ch">
         <w:r>
           <w:rPr>
             <w:rFonts w:ascii="Arial" w:cs="Arial" w:eastAsia="Arial" w:hAnsi="Arial"/>
@@ -2858,7 +2858,7 @@
         </w:rPr>
         <w:t xml:space="preserve"> (</w:t>
       </w:r>
-      <w:hyperlink w:history="1" r:id="rIdnvmgo7fy2w_idchtmn_c3">
+      <w:hyperlink w:history="1" r:id="rIdwul6g2d84cufpy2zmlr4x">
         <w:r>
           <w:rPr>
             <w:rFonts w:ascii="Arial" w:cs="Arial" w:eastAsia="Arial" w:hAnsi="Arial"/>
@@ -2878,7 +2878,7 @@
         </w:rPr>
         <w:t xml:space="preserve">). To view a copy of this license, visit </w:t>
       </w:r>
-      <w:hyperlink w:history="1" r:id="rIdpk9hq-bx2ht-hznkfk8pw">
+      <w:hyperlink w:history="1" r:id="rIdskupfqxgzvak_dzgl6nbv">
         <w:r>
           <w:rPr>
             <w:rFonts w:ascii="Arial" w:cs="Arial" w:eastAsia="Arial" w:hAnsi="Arial"/>

--- a/data/outputs/v2/Biology/SS2.2_Plant_Transport/Biology_Plant_Transport_FinalExplanation_TeacherKey.docx
+++ b/data/outputs/v2/Biology/SS2.2_Plant_Transport/Biology_Plant_Transport_FinalExplanation_TeacherKey.docx
@@ -2838,7 +2838,7 @@
         </w:rPr>
         <w:t xml:space="preserve">© 2026 SeaVuria and ARES. This work is licensed under a </w:t>
       </w:r>
-      <w:hyperlink w:history="1" r:id="rIdlu3xk1rr-tyevnou86_ch">
+      <w:hyperlink w:history="1" r:id="rIdfvxx1zbrhhjvitza89ds2">
         <w:r>
           <w:rPr>
             <w:rFonts w:ascii="Arial" w:cs="Arial" w:eastAsia="Arial" w:hAnsi="Arial"/>
@@ -2858,7 +2858,7 @@
         </w:rPr>
         <w:t xml:space="preserve"> (</w:t>
       </w:r>
-      <w:hyperlink w:history="1" r:id="rIdwul6g2d84cufpy2zmlr4x">
+      <w:hyperlink w:history="1" r:id="rIdvjchpchvjmjndvijh1ddj">
         <w:r>
           <w:rPr>
             <w:rFonts w:ascii="Arial" w:cs="Arial" w:eastAsia="Arial" w:hAnsi="Arial"/>
@@ -2878,7 +2878,7 @@
         </w:rPr>
         <w:t xml:space="preserve">). To view a copy of this license, visit </w:t>
       </w:r>
-      <w:hyperlink w:history="1" r:id="rIdskupfqxgzvak_dzgl6nbv">
+      <w:hyperlink w:history="1" r:id="rIdfipjj2jirorwc7mu5o0mt">
         <w:r>
           <w:rPr>
             <w:rFonts w:ascii="Arial" w:cs="Arial" w:eastAsia="Arial" w:hAnsi="Arial"/>

--- a/data/outputs/v2/Biology/SS2.2_Plant_Transport/Biology_Plant_Transport_FinalExplanation_TeacherKey.docx
+++ b/data/outputs/v2/Biology/SS2.2_Plant_Transport/Biology_Plant_Transport_FinalExplanation_TeacherKey.docx
@@ -4,6 +4,7 @@
   <w:body>
     <w:p>
       <w:pPr>
+        <w:keepNext w:val="false"/>
         <w:spacing w:after="30" w:before="0"/>
         <w:jc w:val="center"/>
       </w:pPr>
@@ -23,6 +24,7 @@
     </w:p>
     <w:p>
       <w:pPr>
+        <w:keepNext w:val="false"/>
         <w:spacing w:after="60" w:before="0"/>
         <w:jc w:val="center"/>
       </w:pPr>
@@ -81,6 +83,7 @@
           </w:tcPr>
           <w:p>
             <w:pPr>
+              <w:keepNext w:val="false"/>
               <w:spacing w:after="40" w:before="0"/>
               <w:jc w:val="center"/>
             </w:pPr>
@@ -116,6 +119,7 @@
           </w:tcPr>
           <w:p>
             <w:pPr>
+              <w:keepNext w:val="false"/>
               <w:spacing w:after="40" w:before="0"/>
               <w:jc w:val="center"/>
             </w:pPr>
@@ -176,6 +180,7 @@
           </w:tcPr>
           <w:p>
             <w:pPr>
+              <w:keepNext w:val="false"/>
               <w:spacing w:after="40" w:before="0"/>
               <w:jc w:val="center"/>
             </w:pPr>
@@ -210,6 +215,7 @@
           </w:tcPr>
           <w:p>
             <w:pPr>
+              <w:keepNext w:val="false"/>
               <w:spacing w:after="40" w:before="0"/>
               <w:jc w:val="left"/>
             </w:pPr>
@@ -271,6 +277,7 @@
           </w:tcPr>
           <w:p>
             <w:pPr>
+              <w:keepNext/>
               <w:spacing w:after="40" w:before="0"/>
               <w:jc w:val="center"/>
             </w:pPr>
@@ -305,6 +312,7 @@
           </w:tcPr>
           <w:p>
             <w:pPr>
+              <w:keepNext w:val="false"/>
               <w:spacing w:after="40" w:before="0"/>
               <w:jc w:val="left"/>
             </w:pPr>
@@ -337,6 +345,7 @@
           </w:tcPr>
           <w:p>
             <w:pPr>
+              <w:keepNext w:val="false"/>
               <w:spacing w:after="40" w:before="0"/>
               <w:jc w:val="left"/>
             </w:pPr>
@@ -398,6 +407,7 @@
           </w:tcPr>
           <w:p>
             <w:pPr>
+              <w:keepNext/>
               <w:spacing w:after="40" w:before="0"/>
               <w:jc w:val="center"/>
             </w:pPr>
@@ -432,6 +442,7 @@
           </w:tcPr>
           <w:p>
             <w:pPr>
+              <w:keepNext w:val="false"/>
               <w:spacing w:after="40" w:before="0"/>
               <w:jc w:val="left"/>
             </w:pPr>
@@ -451,6 +462,7 @@
           </w:p>
           <w:p>
             <w:pPr>
+              <w:keepNext w:val="false"/>
               <w:spacing w:after="40" w:before="0"/>
               <w:jc w:val="left"/>
             </w:pPr>
@@ -501,6 +513,7 @@
                 </w:tcPr>
                 <w:p>
                   <w:pPr>
+                    <w:keepNext w:val="false"/>
                     <w:spacing w:after="40" w:before="0"/>
                     <w:jc w:val="left"/>
                   </w:pPr>
@@ -533,6 +546,7 @@
                 </w:tcPr>
                 <w:p>
                   <w:pPr>
+                    <w:keepNext w:val="false"/>
                     <w:spacing w:after="40" w:before="0"/>
                     <w:jc w:val="left"/>
                   </w:pPr>
@@ -565,6 +579,7 @@
                 </w:tcPr>
                 <w:p>
                   <w:pPr>
+                    <w:keepNext w:val="false"/>
                     <w:spacing w:after="40" w:before="0"/>
                     <w:jc w:val="left"/>
                   </w:pPr>
@@ -599,6 +614,7 @@
                 </w:tcPr>
                 <w:p>
                   <w:pPr>
+                    <w:keepNext w:val="false"/>
                     <w:spacing w:after="40" w:before="0"/>
                     <w:jc w:val="left"/>
                   </w:pPr>
@@ -631,6 +647,7 @@
                 </w:tcPr>
                 <w:p>
                   <w:pPr>
+                    <w:keepNext w:val="false"/>
                     <w:spacing w:after="40" w:before="0"/>
                     <w:jc w:val="left"/>
                   </w:pPr>
@@ -663,6 +680,7 @@
                 </w:tcPr>
                 <w:p>
                   <w:pPr>
+                    <w:keepNext w:val="false"/>
                     <w:spacing w:after="40" w:before="0"/>
                     <w:jc w:val="left"/>
                   </w:pPr>
@@ -697,6 +715,7 @@
                 </w:tcPr>
                 <w:p>
                   <w:pPr>
+                    <w:keepNext w:val="false"/>
                     <w:spacing w:after="40" w:before="0"/>
                     <w:jc w:val="left"/>
                   </w:pPr>
@@ -729,6 +748,7 @@
                 </w:tcPr>
                 <w:p>
                   <w:pPr>
+                    <w:keepNext w:val="false"/>
                     <w:spacing w:after="40" w:before="0"/>
                     <w:jc w:val="left"/>
                   </w:pPr>
@@ -761,6 +781,7 @@
                 </w:tcPr>
                 <w:p>
                   <w:pPr>
+                    <w:keepNext w:val="false"/>
                     <w:spacing w:after="40" w:before="0"/>
                     <w:jc w:val="left"/>
                   </w:pPr>
@@ -783,6 +804,7 @@
           </w:tbl>
           <w:p>
             <w:pPr>
+              <w:keepNext w:val="false"/>
               <w:spacing w:after="60" w:before="0"/>
               <w:jc w:val="left"/>
             </w:pPr>
@@ -802,6 +824,7 @@
           </w:p>
           <w:p>
             <w:pPr>
+              <w:keepNext w:val="false"/>
               <w:spacing w:after="40" w:before="0"/>
               <w:jc w:val="left"/>
             </w:pPr>
@@ -821,6 +844,7 @@
           </w:p>
           <w:p>
             <w:pPr>
+              <w:keepNext w:val="false"/>
               <w:spacing w:after="40" w:before="0"/>
               <w:jc w:val="left"/>
             </w:pPr>
@@ -840,6 +864,7 @@
           </w:p>
           <w:p>
             <w:pPr>
+              <w:keepNext w:val="false"/>
               <w:spacing w:after="60" w:before="0"/>
               <w:jc w:val="left"/>
             </w:pPr>
@@ -872,6 +897,7 @@
           </w:tcPr>
           <w:p>
             <w:pPr>
+              <w:keepNext w:val="false"/>
               <w:spacing w:after="40" w:before="0"/>
               <w:jc w:val="left"/>
             </w:pPr>
@@ -933,6 +959,7 @@
           </w:tcPr>
           <w:p>
             <w:pPr>
+              <w:keepNext/>
               <w:spacing w:after="40" w:before="0"/>
               <w:jc w:val="center"/>
             </w:pPr>
@@ -967,6 +994,7 @@
           </w:tcPr>
           <w:p>
             <w:pPr>
+              <w:keepNext w:val="false"/>
               <w:spacing w:after="40" w:before="0"/>
               <w:jc w:val="left"/>
             </w:pPr>
@@ -986,6 +1014,7 @@
           </w:p>
           <w:p>
             <w:pPr>
+              <w:keepNext w:val="false"/>
               <w:spacing w:after="40" w:before="0"/>
               <w:jc w:val="left"/>
             </w:pPr>
@@ -1036,6 +1065,7 @@
                 </w:tcPr>
                 <w:p>
                   <w:pPr>
+                    <w:keepNext w:val="false"/>
                     <w:spacing w:after="40" w:before="0"/>
                     <w:jc w:val="left"/>
                   </w:pPr>
@@ -1068,6 +1098,7 @@
                 </w:tcPr>
                 <w:p>
                   <w:pPr>
+                    <w:keepNext w:val="false"/>
                     <w:spacing w:after="40" w:before="0"/>
                     <w:jc w:val="left"/>
                   </w:pPr>
@@ -1100,6 +1131,7 @@
                 </w:tcPr>
                 <w:p>
                   <w:pPr>
+                    <w:keepNext w:val="false"/>
                     <w:spacing w:after="40" w:before="0"/>
                     <w:jc w:val="left"/>
                   </w:pPr>
@@ -1134,6 +1166,7 @@
                 </w:tcPr>
                 <w:p>
                   <w:pPr>
+                    <w:keepNext w:val="false"/>
                     <w:spacing w:after="40" w:before="0"/>
                     <w:jc w:val="left"/>
                   </w:pPr>
@@ -1166,6 +1199,7 @@
                 </w:tcPr>
                 <w:p>
                   <w:pPr>
+                    <w:keepNext w:val="false"/>
                     <w:spacing w:after="40" w:before="0"/>
                     <w:jc w:val="left"/>
                   </w:pPr>
@@ -1198,6 +1232,7 @@
                 </w:tcPr>
                 <w:p>
                   <w:pPr>
+                    <w:keepNext w:val="false"/>
                     <w:spacing w:after="40" w:before="0"/>
                     <w:jc w:val="left"/>
                   </w:pPr>
@@ -1232,6 +1267,7 @@
                 </w:tcPr>
                 <w:p>
                   <w:pPr>
+                    <w:keepNext w:val="false"/>
                     <w:spacing w:after="40" w:before="0"/>
                     <w:jc w:val="left"/>
                   </w:pPr>
@@ -1264,6 +1300,7 @@
                 </w:tcPr>
                 <w:p>
                   <w:pPr>
+                    <w:keepNext w:val="false"/>
                     <w:spacing w:after="40" w:before="0"/>
                     <w:jc w:val="left"/>
                   </w:pPr>
@@ -1296,6 +1333,7 @@
                 </w:tcPr>
                 <w:p>
                   <w:pPr>
+                    <w:keepNext w:val="false"/>
                     <w:spacing w:after="40" w:before="0"/>
                     <w:jc w:val="left"/>
                   </w:pPr>
@@ -1330,6 +1368,7 @@
                 </w:tcPr>
                 <w:p>
                   <w:pPr>
+                    <w:keepNext w:val="false"/>
                     <w:spacing w:after="40" w:before="0"/>
                     <w:jc w:val="left"/>
                   </w:pPr>
@@ -1362,6 +1401,7 @@
                 </w:tcPr>
                 <w:p>
                   <w:pPr>
+                    <w:keepNext w:val="false"/>
                     <w:spacing w:after="40" w:before="0"/>
                     <w:jc w:val="left"/>
                   </w:pPr>
@@ -1394,6 +1434,7 @@
                 </w:tcPr>
                 <w:p>
                   <w:pPr>
+                    <w:keepNext w:val="false"/>
                     <w:spacing w:after="40" w:before="0"/>
                     <w:jc w:val="left"/>
                   </w:pPr>
@@ -1428,6 +1469,7 @@
                 </w:tcPr>
                 <w:p>
                   <w:pPr>
+                    <w:keepNext w:val="false"/>
                     <w:spacing w:after="40" w:before="0"/>
                     <w:jc w:val="left"/>
                   </w:pPr>
@@ -1460,6 +1502,7 @@
                 </w:tcPr>
                 <w:p>
                   <w:pPr>
+                    <w:keepNext w:val="false"/>
                     <w:spacing w:after="40" w:before="0"/>
                     <w:jc w:val="left"/>
                   </w:pPr>
@@ -1492,6 +1535,7 @@
                 </w:tcPr>
                 <w:p>
                   <w:pPr>
+                    <w:keepNext w:val="false"/>
                     <w:spacing w:after="40" w:before="0"/>
                     <w:jc w:val="left"/>
                   </w:pPr>
@@ -1514,6 +1558,7 @@
           </w:tbl>
           <w:p>
             <w:pPr>
+              <w:keepNext w:val="false"/>
               <w:spacing w:after="60" w:before="0"/>
               <w:jc w:val="left"/>
             </w:pPr>
@@ -1533,6 +1578,7 @@
           </w:p>
           <w:p>
             <w:pPr>
+              <w:keepNext w:val="false"/>
               <w:spacing w:after="40" w:before="0"/>
               <w:jc w:val="left"/>
             </w:pPr>
@@ -1552,6 +1598,7 @@
           </w:p>
           <w:p>
             <w:pPr>
+              <w:keepNext w:val="false"/>
               <w:spacing w:after="40" w:before="0"/>
               <w:jc w:val="left"/>
             </w:pPr>
@@ -1571,6 +1618,7 @@
           </w:p>
           <w:p>
             <w:pPr>
+              <w:keepNext w:val="false"/>
               <w:spacing w:after="60" w:before="0"/>
               <w:jc w:val="left"/>
             </w:pPr>
@@ -1603,6 +1651,7 @@
           </w:tcPr>
           <w:p>
             <w:pPr>
+              <w:keepNext w:val="false"/>
               <w:spacing w:after="40" w:before="0"/>
               <w:jc w:val="left"/>
             </w:pPr>
@@ -1664,6 +1713,7 @@
           </w:tcPr>
           <w:p>
             <w:pPr>
+              <w:keepNext/>
               <w:spacing w:after="40" w:before="0"/>
               <w:jc w:val="center"/>
             </w:pPr>
@@ -1698,6 +1748,7 @@
           </w:tcPr>
           <w:p>
             <w:pPr>
+              <w:keepNext w:val="false"/>
               <w:spacing w:after="40" w:before="0"/>
               <w:jc w:val="left"/>
             </w:pPr>
@@ -1730,6 +1781,7 @@
           </w:tcPr>
           <w:p>
             <w:pPr>
+              <w:keepNext w:val="false"/>
               <w:spacing w:after="40" w:before="0"/>
               <w:jc w:val="left"/>
             </w:pPr>
@@ -1791,6 +1843,7 @@
           </w:tcPr>
           <w:p>
             <w:pPr>
+              <w:keepNext/>
               <w:spacing w:after="40" w:before="0"/>
               <w:jc w:val="center"/>
             </w:pPr>
@@ -1825,6 +1878,7 @@
           </w:tcPr>
           <w:p>
             <w:pPr>
+              <w:keepNext w:val="false"/>
               <w:spacing w:after="40" w:before="0"/>
               <w:jc w:val="left"/>
             </w:pPr>
@@ -1857,6 +1911,7 @@
           </w:tcPr>
           <w:p>
             <w:pPr>
+              <w:keepNext w:val="false"/>
               <w:spacing w:after="40" w:before="0"/>
               <w:jc w:val="left"/>
             </w:pPr>
@@ -1920,6 +1975,7 @@
           </w:tcPr>
           <w:p>
             <w:pPr>
+              <w:keepNext w:val="false"/>
               <w:spacing w:after="40" w:before="0"/>
               <w:jc w:val="center"/>
             </w:pPr>
@@ -1954,6 +2010,7 @@
           </w:tcPr>
           <w:p>
             <w:pPr>
+              <w:keepNext w:val="false"/>
               <w:spacing w:after="40" w:before="0"/>
               <w:jc w:val="left"/>
             </w:pPr>
@@ -1986,6 +2043,7 @@
           </w:tcPr>
           <w:p>
             <w:pPr>
+              <w:keepNext w:val="false"/>
               <w:spacing w:after="40" w:before="0"/>
               <w:jc w:val="left"/>
             </w:pPr>
@@ -2018,6 +2076,7 @@
           </w:tcPr>
           <w:p>
             <w:pPr>
+              <w:keepNext w:val="false"/>
               <w:spacing w:after="40" w:before="0"/>
               <w:jc w:val="left"/>
             </w:pPr>
@@ -2050,6 +2109,7 @@
           </w:tcPr>
           <w:p>
             <w:pPr>
+              <w:keepNext w:val="false"/>
               <w:spacing w:after="40" w:before="0"/>
               <w:jc w:val="left"/>
             </w:pPr>
@@ -2084,6 +2144,7 @@
           </w:tcPr>
           <w:p>
             <w:pPr>
+              <w:keepNext w:val="false"/>
               <w:spacing w:after="40" w:before="0"/>
               <w:jc w:val="left"/>
             </w:pPr>
@@ -2116,6 +2177,7 @@
           </w:tcPr>
           <w:p>
             <w:pPr>
+              <w:keepNext w:val="false"/>
               <w:spacing w:after="40" w:before="0"/>
               <w:jc w:val="left"/>
             </w:pPr>
@@ -2148,6 +2210,7 @@
           </w:tcPr>
           <w:p>
             <w:pPr>
+              <w:keepNext w:val="false"/>
               <w:spacing w:after="40" w:before="0"/>
               <w:jc w:val="left"/>
             </w:pPr>
@@ -2180,6 +2243,7 @@
           </w:tcPr>
           <w:p>
             <w:pPr>
+              <w:keepNext w:val="false"/>
               <w:spacing w:after="40" w:before="0"/>
               <w:jc w:val="left"/>
             </w:pPr>
@@ -2214,6 +2278,7 @@
           </w:tcPr>
           <w:p>
             <w:pPr>
+              <w:keepNext w:val="false"/>
               <w:spacing w:after="40" w:before="0"/>
               <w:jc w:val="left"/>
             </w:pPr>
@@ -2246,6 +2311,7 @@
           </w:tcPr>
           <w:p>
             <w:pPr>
+              <w:keepNext w:val="false"/>
               <w:spacing w:after="40" w:before="0"/>
               <w:jc w:val="left"/>
             </w:pPr>
@@ -2278,6 +2344,7 @@
           </w:tcPr>
           <w:p>
             <w:pPr>
+              <w:keepNext w:val="false"/>
               <w:spacing w:after="40" w:before="0"/>
               <w:jc w:val="left"/>
             </w:pPr>
@@ -2310,6 +2377,7 @@
           </w:tcPr>
           <w:p>
             <w:pPr>
+              <w:keepNext w:val="false"/>
               <w:spacing w:after="40" w:before="0"/>
               <w:jc w:val="left"/>
             </w:pPr>
@@ -2344,6 +2412,7 @@
           </w:tcPr>
           <w:p>
             <w:pPr>
+              <w:keepNext w:val="false"/>
               <w:spacing w:after="40" w:before="0"/>
               <w:jc w:val="left"/>
             </w:pPr>
@@ -2376,6 +2445,7 @@
           </w:tcPr>
           <w:p>
             <w:pPr>
+              <w:keepNext w:val="false"/>
               <w:spacing w:after="40" w:before="0"/>
               <w:jc w:val="left"/>
             </w:pPr>
@@ -2408,6 +2478,7 @@
           </w:tcPr>
           <w:p>
             <w:pPr>
+              <w:keepNext w:val="false"/>
               <w:spacing w:after="40" w:before="0"/>
               <w:jc w:val="left"/>
             </w:pPr>
@@ -2440,6 +2511,7 @@
           </w:tcPr>
           <w:p>
             <w:pPr>
+              <w:keepNext w:val="false"/>
               <w:spacing w:after="40" w:before="0"/>
               <w:jc w:val="left"/>
             </w:pPr>
@@ -2474,6 +2546,7 @@
           </w:tcPr>
           <w:p>
             <w:pPr>
+              <w:keepNext w:val="false"/>
               <w:spacing w:after="40" w:before="0"/>
               <w:jc w:val="left"/>
             </w:pPr>
@@ -2506,6 +2579,7 @@
           </w:tcPr>
           <w:p>
             <w:pPr>
+              <w:keepNext w:val="false"/>
               <w:spacing w:after="40" w:before="0"/>
               <w:jc w:val="left"/>
             </w:pPr>
@@ -2538,6 +2612,7 @@
           </w:tcPr>
           <w:p>
             <w:pPr>
+              <w:keepNext w:val="false"/>
               <w:spacing w:after="40" w:before="0"/>
               <w:jc w:val="left"/>
             </w:pPr>
@@ -2570,6 +2645,7 @@
           </w:tcPr>
           <w:p>
             <w:pPr>
+              <w:keepNext w:val="false"/>
               <w:spacing w:after="40" w:before="0"/>
               <w:jc w:val="left"/>
             </w:pPr>
@@ -2604,6 +2680,7 @@
           </w:tcPr>
           <w:p>
             <w:pPr>
+              <w:keepNext w:val="false"/>
               <w:spacing w:after="40" w:before="0"/>
               <w:jc w:val="left"/>
             </w:pPr>
@@ -2636,6 +2713,7 @@
           </w:tcPr>
           <w:p>
             <w:pPr>
+              <w:keepNext w:val="false"/>
               <w:spacing w:after="40" w:before="0"/>
               <w:jc w:val="left"/>
             </w:pPr>
@@ -2668,6 +2746,7 @@
           </w:tcPr>
           <w:p>
             <w:pPr>
+              <w:keepNext w:val="false"/>
               <w:spacing w:after="40" w:before="0"/>
               <w:jc w:val="left"/>
             </w:pPr>
@@ -2700,6 +2779,7 @@
           </w:tcPr>
           <w:p>
             <w:pPr>
+              <w:keepNext w:val="false"/>
               <w:spacing w:after="40" w:before="0"/>
               <w:jc w:val="left"/>
             </w:pPr>
@@ -2838,7 +2918,7 @@
         </w:rPr>
         <w:t xml:space="preserve">© 2026 SeaVuria and ARES. This work is licensed under a </w:t>
       </w:r>
-      <w:hyperlink w:history="1" r:id="rIdfvxx1zbrhhjvitza89ds2">
+      <w:hyperlink w:history="1" r:id="rIdvbma9siufs5gawcncf0bc">
         <w:r>
           <w:rPr>
             <w:rFonts w:ascii="Arial" w:cs="Arial" w:eastAsia="Arial" w:hAnsi="Arial"/>
@@ -2858,7 +2938,7 @@
         </w:rPr>
         <w:t xml:space="preserve"> (</w:t>
       </w:r>
-      <w:hyperlink w:history="1" r:id="rIdvjchpchvjmjndvijh1ddj">
+      <w:hyperlink w:history="1" r:id="rIdajgph57qtcdd8tiaqmy41">
         <w:r>
           <w:rPr>
             <w:rFonts w:ascii="Arial" w:cs="Arial" w:eastAsia="Arial" w:hAnsi="Arial"/>
@@ -2878,7 +2958,7 @@
         </w:rPr>
         <w:t xml:space="preserve">). To view a copy of this license, visit </w:t>
       </w:r>
-      <w:hyperlink w:history="1" r:id="rIdfipjj2jirorwc7mu5o0mt">
+      <w:hyperlink w:history="1" r:id="rIdjqkkmnl5e7o88o356zyvy">
         <w:r>
           <w:rPr>
             <w:rFonts w:ascii="Arial" w:cs="Arial" w:eastAsia="Arial" w:hAnsi="Arial"/>

--- a/data/outputs/v2/Biology/SS2.2_Plant_Transport/Biology_Plant_Transport_FinalExplanation_TeacherKey.docx
+++ b/data/outputs/v2/Biology/SS2.2_Plant_Transport/Biology_Plant_Transport_FinalExplanation_TeacherKey.docx
@@ -2918,7 +2918,7 @@
         </w:rPr>
         <w:t xml:space="preserve">© 2026 SeaVuria and ARES. This work is licensed under a </w:t>
       </w:r>
-      <w:hyperlink w:history="1" r:id="rIdvbma9siufs5gawcncf0bc">
+      <w:hyperlink w:history="1" r:id="rId7r4igjpdrp33wm9ps3rlr">
         <w:r>
           <w:rPr>
             <w:rFonts w:ascii="Arial" w:cs="Arial" w:eastAsia="Arial" w:hAnsi="Arial"/>
@@ -2938,7 +2938,7 @@
         </w:rPr>
         <w:t xml:space="preserve"> (</w:t>
       </w:r>
-      <w:hyperlink w:history="1" r:id="rIdajgph57qtcdd8tiaqmy41">
+      <w:hyperlink w:history="1" r:id="rId0fkg7div-880nw3dypofn">
         <w:r>
           <w:rPr>
             <w:rFonts w:ascii="Arial" w:cs="Arial" w:eastAsia="Arial" w:hAnsi="Arial"/>
@@ -2958,7 +2958,7 @@
         </w:rPr>
         <w:t xml:space="preserve">). To view a copy of this license, visit </w:t>
       </w:r>
-      <w:hyperlink w:history="1" r:id="rIdjqkkmnl5e7o88o356zyvy">
+      <w:hyperlink w:history="1" r:id="rIdwh8rd8o8wsq8bwsa7wdbg">
         <w:r>
           <w:rPr>
             <w:rFonts w:ascii="Arial" w:cs="Arial" w:eastAsia="Arial" w:hAnsi="Arial"/>
